--- a/Proposal.docx
+++ b/Proposal.docx
@@ -1000,6 +1000,329 @@
         </w:p>
       </w:sdtContent>
     </w:sdt>
+    <w:p>
+      <w:pPr>
+        <w:jc w:val="center"/>
+      </w:pPr>
+    </w:p>
+    <w:p>
+      <w:pPr>
+        <w:tabs>
+          <w:tab w:val="left" w:pos="5250"/>
+        </w:tabs>
+      </w:pPr>
+      <w:r>
+        <w:tab/>
+      </w:r>
+    </w:p>
+    <w:p>
+      <w:pPr>
+        <w:jc w:val="center"/>
+      </w:pPr>
+    </w:p>
+    <w:p>
+      <w:pPr>
+        <w:jc w:val="center"/>
+      </w:pPr>
+    </w:p>
+    <w:p>
+      <w:pPr>
+        <w:jc w:val="center"/>
+      </w:pPr>
+    </w:p>
+    <w:p>
+      <w:pPr>
+        <w:jc w:val="center"/>
+      </w:pPr>
+    </w:p>
+    <w:p>
+      <w:pPr>
+        <w:jc w:val="center"/>
+      </w:pPr>
+    </w:p>
+    <w:p>
+      <w:pPr>
+        <w:jc w:val="center"/>
+      </w:pPr>
+    </w:p>
+    <w:p>
+      <w:pPr>
+        <w:jc w:val="center"/>
+      </w:pPr>
+    </w:p>
+    <w:p>
+      <w:pPr>
+        <w:jc w:val="center"/>
+      </w:pPr>
+    </w:p>
+    <w:p>
+      <w:pPr>
+        <w:pStyle w:val="Title"/>
+        <w:bidi/>
+      </w:pPr>
+    </w:p>
+    <w:p>
+      <w:pPr>
+        <w:bidi/>
+      </w:pPr>
+    </w:p>
+    <w:p>
+      <w:pPr>
+        <w:pStyle w:val="Heading1"/>
+        <w:jc w:val="center"/>
+        <w:rPr>
+          <w:rFonts w:ascii="Britannic Bold" w:hAnsi="Britannic Bold"/>
+          <w:caps/>
+          <w:sz w:val="72"/>
+          <w:szCs w:val="72"/>
+          <w:lang w:bidi="ar-YE"/>
+        </w:rPr>
+      </w:pPr>
+      <w:r>
+        <w:rPr>
+          <w:rFonts w:ascii="Britannic Bold" w:hAnsi="Britannic Bold"/>
+          <w:caps/>
+          <w:sz w:val="72"/>
+          <w:szCs w:val="72"/>
+          <w:lang w:bidi="ar-YE"/>
+        </w:rPr>
+        <w:t>Chapter 1</w:t>
+      </w:r>
+    </w:p>
+    <w:p>
+      <w:pPr>
+        <w:pStyle w:val="Heading1"/>
+        <w:jc w:val="center"/>
+        <w:rPr>
+          <w:rFonts w:ascii="Britannic Bold" w:hAnsi="Britannic Bold"/>
+          <w:caps/>
+          <w:sz w:val="72"/>
+          <w:szCs w:val="72"/>
+          <w:lang w:bidi="ar-YE"/>
+        </w:rPr>
+      </w:pPr>
+      <w:r>
+        <w:rPr>
+          <w:rFonts w:ascii="Britannic Bold" w:hAnsi="Britannic Bold"/>
+          <w:caps/>
+          <w:sz w:val="72"/>
+          <w:szCs w:val="72"/>
+          <w:lang w:bidi="ar-YE"/>
+        </w:rPr>
+        <w:t>INTRODUCTION</w:t>
+      </w:r>
+    </w:p>
+    <w:p>
+      <w:pPr>
+        <w:rPr>
+          <w:lang w:bidi="ar-YE"/>
+        </w:rPr>
+      </w:pPr>
+    </w:p>
+    <w:p>
+      <w:pPr>
+        <w:rPr>
+          <w:lang w:bidi="ar-YE"/>
+        </w:rPr>
+      </w:pPr>
+    </w:p>
+    <w:p>
+      <w:pPr>
+        <w:rPr>
+          <w:lang w:bidi="ar-YE"/>
+        </w:rPr>
+      </w:pPr>
+    </w:p>
+    <w:p>
+      <w:pPr>
+        <w:rPr>
+          <w:lang w:bidi="ar-YE"/>
+        </w:rPr>
+      </w:pPr>
+    </w:p>
+    <w:p>
+      <w:pPr>
+        <w:rPr>
+          <w:lang w:bidi="ar-YE"/>
+        </w:rPr>
+      </w:pPr>
+    </w:p>
+    <w:p>
+      <w:pPr>
+        <w:rPr>
+          <w:lang w:bidi="ar-YE"/>
+        </w:rPr>
+      </w:pPr>
+    </w:p>
+    <w:p>
+      <w:pPr>
+        <w:rPr>
+          <w:lang w:bidi="ar-YE"/>
+        </w:rPr>
+      </w:pPr>
+    </w:p>
+    <w:p>
+      <w:pPr>
+        <w:rPr>
+          <w:lang w:bidi="ar-YE"/>
+        </w:rPr>
+      </w:pPr>
+    </w:p>
+    <w:p>
+      <w:pPr>
+        <w:rPr>
+          <w:lang w:bidi="ar-YE"/>
+        </w:rPr>
+      </w:pPr>
+    </w:p>
+    <w:p>
+      <w:pPr>
+        <w:rPr>
+          <w:lang w:bidi="ar-YE"/>
+        </w:rPr>
+      </w:pPr>
+    </w:p>
+    <w:p>
+      <w:pPr>
+        <w:rPr>
+          <w:lang w:bidi="ar-YE"/>
+        </w:rPr>
+      </w:pPr>
+    </w:p>
+    <w:p>
+      <w:pPr>
+        <w:pStyle w:val="Heading1"/>
+        <w:numPr>
+          <w:ilvl w:val="1"/>
+          <w:numId w:val="18"/>
+        </w:numPr>
+        <w:rPr>
+          <w:rFonts w:ascii="Britannic Bold" w:hAnsi="Britannic Bold"/>
+          <w:sz w:val="28"/>
+          <w:szCs w:val="28"/>
+          <w:lang w:bidi="ar-YE"/>
+        </w:rPr>
+      </w:pPr>
+      <w:r>
+        <w:rPr>
+          <w:rFonts w:ascii="Britannic Bold" w:hAnsi="Britannic Bold"/>
+          <w:caps/>
+          <w:sz w:val="28"/>
+          <w:szCs w:val="28"/>
+          <w:lang w:bidi="ar-YE"/>
+        </w:rPr>
+        <w:lastRenderedPageBreak/>
+        <w:t>B</w:t>
+      </w:r>
+      <w:r>
+        <w:rPr>
+          <w:rFonts w:ascii="Britannic Bold" w:hAnsi="Britannic Bold"/>
+          <w:sz w:val="28"/>
+          <w:szCs w:val="28"/>
+          <w:lang w:bidi="ar-YE"/>
+        </w:rPr>
+        <w:t>ackground</w:t>
+      </w:r>
+    </w:p>
+    <w:p>
+      <w:pPr>
+        <w:pStyle w:val="ListParagraph"/>
+        <w:spacing w:after="0" w:line="240" w:lineRule="auto"/>
+        <w:ind w:left="510"/>
+        <w:jc w:val="lowKashida"/>
+        <w:rPr>
+          <w:rFonts w:ascii="Yu Gothic UI Semibold" w:eastAsia="Yu Gothic UI Semibold" w:hAnsi="Yu Gothic UI Semibold" w:cs="Times New Roman"/>
+          <w:sz w:val="24"/>
+          <w:szCs w:val="24"/>
+        </w:rPr>
+      </w:pPr>
+      <w:r>
+        <w:rPr>
+          <w:rFonts w:ascii="Yu Gothic UI Semibold" w:eastAsia="Yu Gothic UI Semibold" w:hAnsi="Yu Gothic UI Semibold" w:cs="Times New Roman"/>
+          <w:sz w:val="24"/>
+          <w:szCs w:val="24"/>
+        </w:rPr>
+        <w:t>The emergence of IoMT at an incredible speed has revolutionized the contemporary healthcare industry, enabling real-time patient monitoring through various connected healthcare devices. Such technological innovations enable the acquisition of valuable clinical data, which significantly contributes to optimizing treatment and achieving better patient outcomes. Despite obvious benefits, the extensive deployment of heterogeneous healthcare devices has raised several challenges related to data integration and compatibility across various healthcare systems. Due to the absence of a unified approach to collecting and exchanging clinical data, information silos arise, undermining the effectiveness of diagnostic and decision-making processes. Recently, blockchain technology has emerged as a revolutionary tool capable of addressing important problems in healthcare management. Introducing an innovative blockchain-based data management model makes it possible to overcome current shortcomings in the field, including the protection and security of patient information.</w:t>
+      </w:r>
+    </w:p>
+    <w:p>
+      <w:pPr>
+        <w:pStyle w:val="ListParagraph"/>
+        <w:spacing w:after="0" w:line="240" w:lineRule="auto"/>
+        <w:ind w:left="510"/>
+        <w:jc w:val="lowKashida"/>
+        <w:rPr>
+          <w:rFonts w:ascii="Yu Gothic UI" w:eastAsia="Yu Gothic UI" w:hAnsi="Yu Gothic UI" w:cs="Times New Roman"/>
+          <w:sz w:val="24"/>
+          <w:szCs w:val="24"/>
+        </w:rPr>
+      </w:pPr>
+    </w:p>
+    <w:p>
+      <w:pPr>
+        <w:pStyle w:val="Heading1"/>
+        <w:numPr>
+          <w:ilvl w:val="1"/>
+          <w:numId w:val="18"/>
+        </w:numPr>
+        <w:rPr>
+          <w:rFonts w:ascii="Britannic Bold" w:hAnsi="Britannic Bold"/>
+          <w:sz w:val="28"/>
+          <w:szCs w:val="28"/>
+          <w:lang w:bidi="ar-YE"/>
+        </w:rPr>
+      </w:pPr>
+      <w:r>
+        <w:rPr>
+          <w:rFonts w:ascii="Britannic Bold" w:hAnsi="Britannic Bold"/>
+          <w:sz w:val="28"/>
+          <w:szCs w:val="28"/>
+          <w:lang w:bidi="ar-YE"/>
+        </w:rPr>
+        <w:t>Problem Statement</w:t>
+      </w:r>
+    </w:p>
+    <w:p>
+      <w:pPr>
+        <w:rPr>
+          <w:lang w:bidi="ar-YE"/>
+        </w:rPr>
+      </w:pPr>
+    </w:p>
+    <w:p>
+      <w:pPr>
+        <w:pStyle w:val="ListParagraph"/>
+        <w:spacing w:after="0" w:line="240" w:lineRule="auto"/>
+        <w:ind w:left="510"/>
+        <w:jc w:val="lowKashida"/>
+        <w:rPr>
+          <w:rFonts w:ascii="Yu Gothic UI" w:eastAsia="Yu Gothic UI" w:hAnsi="Yu Gothic UI" w:cs="Times New Roman"/>
+          <w:sz w:val="24"/>
+          <w:szCs w:val="24"/>
+        </w:rPr>
+      </w:pPr>
+    </w:p>
+    <w:p>
+      <w:pPr>
+        <w:rPr>
+          <w:lang w:bidi="ar-YE"/>
+        </w:rPr>
+      </w:pPr>
+    </w:p>
+    <w:p>
+      <w:pPr>
+        <w:rPr>
+          <w:lang w:bidi="ar-YE"/>
+        </w:rPr>
+      </w:pPr>
+    </w:p>
+    <w:p>
+      <w:pPr>
+        <w:rPr>
+          <w:lang w:bidi="ar-YE"/>
+        </w:rPr>
+      </w:pPr>
+    </w:p>
     <w:sectPr>
       <w:pgSz w:w="12240" w:h="15840"/>
       <w:pgMar w:top="1440" w:right="1440" w:bottom="1440" w:left="1440" w:header="720" w:footer="720" w:gutter="0"/>
@@ -1111,6 +1434,119 @@
     </w:lvl>
   </w:abstractNum>
   <w:abstractNum w:abstractNumId="1" w15:restartNumberingAfterBreak="0">
+    <w:nsid w:val="0DE4126B"/>
+    <w:multiLevelType w:val="multilevel"/>
+    <w:tmpl w:val="A3FC787C"/>
+    <w:lvl w:ilvl="0">
+      <w:start w:val="1"/>
+      <w:numFmt w:val="decimal"/>
+      <w:lvlText w:val="%1"/>
+      <w:lvlJc w:val="left"/>
+      <w:pPr>
+        <w:ind w:left="510" w:hanging="510"/>
+      </w:pPr>
+      <w:rPr>
+        <w:rFonts w:hint="default"/>
+      </w:rPr>
+    </w:lvl>
+    <w:lvl w:ilvl="1">
+      <w:start w:val="1"/>
+      <w:numFmt w:val="decimal"/>
+      <w:lvlText w:val="%1.%2"/>
+      <w:lvlJc w:val="left"/>
+      <w:pPr>
+        <w:ind w:left="510" w:hanging="510"/>
+      </w:pPr>
+      <w:rPr>
+        <w:rFonts w:hint="default"/>
+      </w:rPr>
+    </w:lvl>
+    <w:lvl w:ilvl="2">
+      <w:start w:val="1"/>
+      <w:numFmt w:val="decimal"/>
+      <w:lvlText w:val="%1.%2.%3"/>
+      <w:lvlJc w:val="left"/>
+      <w:pPr>
+        <w:ind w:left="720" w:hanging="720"/>
+      </w:pPr>
+      <w:rPr>
+        <w:rFonts w:hint="default"/>
+      </w:rPr>
+    </w:lvl>
+    <w:lvl w:ilvl="3">
+      <w:start w:val="1"/>
+      <w:numFmt w:val="decimal"/>
+      <w:lvlText w:val="%1.%2.%3.%4"/>
+      <w:lvlJc w:val="left"/>
+      <w:pPr>
+        <w:ind w:left="720" w:hanging="720"/>
+      </w:pPr>
+      <w:rPr>
+        <w:rFonts w:hint="default"/>
+      </w:rPr>
+    </w:lvl>
+    <w:lvl w:ilvl="4">
+      <w:start w:val="1"/>
+      <w:numFmt w:val="decimal"/>
+      <w:lvlText w:val="%1.%2.%3.%4.%5"/>
+      <w:lvlJc w:val="left"/>
+      <w:pPr>
+        <w:ind w:left="1080" w:hanging="1080"/>
+      </w:pPr>
+      <w:rPr>
+        <w:rFonts w:hint="default"/>
+      </w:rPr>
+    </w:lvl>
+    <w:lvl w:ilvl="5">
+      <w:start w:val="1"/>
+      <w:numFmt w:val="decimal"/>
+      <w:lvlText w:val="%1.%2.%3.%4.%5.%6"/>
+      <w:lvlJc w:val="left"/>
+      <w:pPr>
+        <w:ind w:left="1080" w:hanging="1080"/>
+      </w:pPr>
+      <w:rPr>
+        <w:rFonts w:hint="default"/>
+      </w:rPr>
+    </w:lvl>
+    <w:lvl w:ilvl="6">
+      <w:start w:val="1"/>
+      <w:numFmt w:val="decimal"/>
+      <w:lvlText w:val="%1.%2.%3.%4.%5.%6.%7"/>
+      <w:lvlJc w:val="left"/>
+      <w:pPr>
+        <w:ind w:left="1440" w:hanging="1440"/>
+      </w:pPr>
+      <w:rPr>
+        <w:rFonts w:hint="default"/>
+      </w:rPr>
+    </w:lvl>
+    <w:lvl w:ilvl="7">
+      <w:start w:val="1"/>
+      <w:numFmt w:val="decimal"/>
+      <w:lvlText w:val="%1.%2.%3.%4.%5.%6.%7.%8"/>
+      <w:lvlJc w:val="left"/>
+      <w:pPr>
+        <w:ind w:left="1440" w:hanging="1440"/>
+      </w:pPr>
+      <w:rPr>
+        <w:rFonts w:hint="default"/>
+      </w:rPr>
+    </w:lvl>
+    <w:lvl w:ilvl="8">
+      <w:start w:val="1"/>
+      <w:numFmt w:val="decimal"/>
+      <w:lvlText w:val="%1.%2.%3.%4.%5.%6.%7.%8.%9"/>
+      <w:lvlJc w:val="left"/>
+      <w:pPr>
+        <w:ind w:left="1440" w:hanging="1440"/>
+      </w:pPr>
+      <w:rPr>
+        <w:rFonts w:hint="default"/>
+      </w:rPr>
+    </w:lvl>
+  </w:abstractNum>
+  <w:abstractNum w:abstractNumId="2" w15:restartNumberingAfterBreak="0">
     <w:nsid w:val="2501599B"/>
     <w:multiLevelType w:val="multilevel"/>
     <w:tmpl w:val="C374CC20"/>
@@ -1259,7 +1695,7 @@
       </w:rPr>
     </w:lvl>
   </w:abstractNum>
-  <w:abstractNum w:abstractNumId="2" w15:restartNumberingAfterBreak="0">
+  <w:abstractNum w:abstractNumId="3" w15:restartNumberingAfterBreak="0">
     <w:nsid w:val="264F52B0"/>
     <w:multiLevelType w:val="multilevel"/>
     <w:tmpl w:val="3C1C6804"/>
@@ -1393,7 +1829,7 @@
       </w:rPr>
     </w:lvl>
   </w:abstractNum>
-  <w:abstractNum w:abstractNumId="3" w15:restartNumberingAfterBreak="0">
+  <w:abstractNum w:abstractNumId="4" w15:restartNumberingAfterBreak="0">
     <w:nsid w:val="2BBD3F43"/>
     <w:multiLevelType w:val="multilevel"/>
     <w:tmpl w:val="1E8C3FB8"/>
@@ -1538,7 +1974,7 @@
       </w:rPr>
     </w:lvl>
   </w:abstractNum>
-  <w:abstractNum w:abstractNumId="4" w15:restartNumberingAfterBreak="0">
+  <w:abstractNum w:abstractNumId="5" w15:restartNumberingAfterBreak="0">
     <w:nsid w:val="2C55757C"/>
     <w:multiLevelType w:val="hybridMultilevel"/>
     <w:tmpl w:val="0B02A310"/>
@@ -1627,7 +2063,7 @@
       </w:pPr>
     </w:lvl>
   </w:abstractNum>
-  <w:abstractNum w:abstractNumId="5" w15:restartNumberingAfterBreak="0">
+  <w:abstractNum w:abstractNumId="6" w15:restartNumberingAfterBreak="0">
     <w:nsid w:val="2C602AFB"/>
     <w:multiLevelType w:val="multilevel"/>
     <w:tmpl w:val="2FC88CE2"/>
@@ -1776,7 +2212,7 @@
       </w:rPr>
     </w:lvl>
   </w:abstractNum>
-  <w:abstractNum w:abstractNumId="6" w15:restartNumberingAfterBreak="0">
+  <w:abstractNum w:abstractNumId="7" w15:restartNumberingAfterBreak="0">
     <w:nsid w:val="2CBD15B6"/>
     <w:multiLevelType w:val="hybridMultilevel"/>
     <w:tmpl w:val="1A0EDE7C"/>
@@ -1889,7 +2325,7 @@
       </w:rPr>
     </w:lvl>
   </w:abstractNum>
-  <w:abstractNum w:abstractNumId="7" w15:restartNumberingAfterBreak="0">
+  <w:abstractNum w:abstractNumId="8" w15:restartNumberingAfterBreak="0">
     <w:nsid w:val="3BC06CD9"/>
     <w:multiLevelType w:val="multilevel"/>
     <w:tmpl w:val="1576BFCE"/>
@@ -2038,7 +2474,7 @@
       </w:rPr>
     </w:lvl>
   </w:abstractNum>
-  <w:abstractNum w:abstractNumId="8" w15:restartNumberingAfterBreak="0">
+  <w:abstractNum w:abstractNumId="9" w15:restartNumberingAfterBreak="0">
     <w:nsid w:val="3DDB3339"/>
     <w:multiLevelType w:val="hybridMultilevel"/>
     <w:tmpl w:val="E0A6BAD0"/>
@@ -2128,7 +2564,7 @@
       </w:pPr>
     </w:lvl>
   </w:abstractNum>
-  <w:abstractNum w:abstractNumId="9" w15:restartNumberingAfterBreak="0">
+  <w:abstractNum w:abstractNumId="10" w15:restartNumberingAfterBreak="0">
     <w:nsid w:val="3E9648B3"/>
     <w:multiLevelType w:val="multilevel"/>
     <w:tmpl w:val="90A23444"/>
@@ -2277,7 +2713,7 @@
       </w:rPr>
     </w:lvl>
   </w:abstractNum>
-  <w:abstractNum w:abstractNumId="10" w15:restartNumberingAfterBreak="0">
+  <w:abstractNum w:abstractNumId="11" w15:restartNumberingAfterBreak="0">
     <w:nsid w:val="4EAF6140"/>
     <w:multiLevelType w:val="hybridMultilevel"/>
     <w:tmpl w:val="0152E1EC"/>
@@ -2366,7 +2802,7 @@
       </w:pPr>
     </w:lvl>
   </w:abstractNum>
-  <w:abstractNum w:abstractNumId="11" w15:restartNumberingAfterBreak="0">
+  <w:abstractNum w:abstractNumId="12" w15:restartNumberingAfterBreak="0">
     <w:nsid w:val="516B2F4D"/>
     <w:multiLevelType w:val="hybridMultilevel"/>
     <w:tmpl w:val="E7A8B9FA"/>
@@ -2456,7 +2892,7 @@
       </w:pPr>
     </w:lvl>
   </w:abstractNum>
-  <w:abstractNum w:abstractNumId="12" w15:restartNumberingAfterBreak="0">
+  <w:abstractNum w:abstractNumId="13" w15:restartNumberingAfterBreak="0">
     <w:nsid w:val="53DC5C54"/>
     <w:multiLevelType w:val="multilevel"/>
     <w:tmpl w:val="023E7A70"/>
@@ -2601,7 +3037,7 @@
       </w:rPr>
     </w:lvl>
   </w:abstractNum>
-  <w:abstractNum w:abstractNumId="13" w15:restartNumberingAfterBreak="0">
+  <w:abstractNum w:abstractNumId="14" w15:restartNumberingAfterBreak="0">
     <w:nsid w:val="5BC44465"/>
     <w:multiLevelType w:val="multilevel"/>
     <w:tmpl w:val="4BFC8C86"/>
@@ -2742,7 +3178,7 @@
       </w:rPr>
     </w:lvl>
   </w:abstractNum>
-  <w:abstractNum w:abstractNumId="14" w15:restartNumberingAfterBreak="0">
+  <w:abstractNum w:abstractNumId="15" w15:restartNumberingAfterBreak="0">
     <w:nsid w:val="5DA54EE9"/>
     <w:multiLevelType w:val="multilevel"/>
     <w:tmpl w:val="380477A6"/>
@@ -2887,7 +3323,7 @@
       </w:rPr>
     </w:lvl>
   </w:abstractNum>
-  <w:abstractNum w:abstractNumId="15" w15:restartNumberingAfterBreak="0">
+  <w:abstractNum w:abstractNumId="16" w15:restartNumberingAfterBreak="0">
     <w:nsid w:val="6196124E"/>
     <w:multiLevelType w:val="multilevel"/>
     <w:tmpl w:val="8ED626B6"/>
@@ -3028,7 +3464,7 @@
       </w:rPr>
     </w:lvl>
   </w:abstractNum>
-  <w:abstractNum w:abstractNumId="16" w15:restartNumberingAfterBreak="0">
+  <w:abstractNum w:abstractNumId="17" w15:restartNumberingAfterBreak="0">
     <w:nsid w:val="6DD966E9"/>
     <w:multiLevelType w:val="multilevel"/>
     <w:tmpl w:val="A190B790"/>
@@ -3178,55 +3614,58 @@
     </w:lvl>
   </w:abstractNum>
   <w:num w:numId="1" w16cid:durableId="1039940019">
+    <w:abstractNumId w:val="9"/>
+  </w:num>
+  <w:num w:numId="2" w16cid:durableId="1531607960">
+    <w:abstractNumId w:val="17"/>
+  </w:num>
+  <w:num w:numId="3" w16cid:durableId="877201352">
+    <w:abstractNumId w:val="10"/>
+  </w:num>
+  <w:num w:numId="4" w16cid:durableId="859397613">
+    <w:abstractNumId w:val="6"/>
+  </w:num>
+  <w:num w:numId="5" w16cid:durableId="822619361">
+    <w:abstractNumId w:val="2"/>
+  </w:num>
+  <w:num w:numId="6" w16cid:durableId="619461562">
+    <w:abstractNumId w:val="7"/>
+  </w:num>
+  <w:num w:numId="7" w16cid:durableId="224922341">
+    <w:abstractNumId w:val="15"/>
+  </w:num>
+  <w:num w:numId="8" w16cid:durableId="1268388577">
+    <w:abstractNumId w:val="5"/>
+  </w:num>
+  <w:num w:numId="9" w16cid:durableId="1724518211">
+    <w:abstractNumId w:val="16"/>
+  </w:num>
+  <w:num w:numId="10" w16cid:durableId="1536964269">
     <w:abstractNumId w:val="8"/>
   </w:num>
-  <w:num w:numId="2" w16cid:durableId="1531607960">
-    <w:abstractNumId w:val="16"/>
+  <w:num w:numId="11" w16cid:durableId="377357366">
+    <w:abstractNumId w:val="13"/>
   </w:num>
-  <w:num w:numId="3" w16cid:durableId="877201352">
-    <w:abstractNumId w:val="9"/>
+  <w:num w:numId="12" w16cid:durableId="1467235254">
+    <w:abstractNumId w:val="4"/>
   </w:num>
-  <w:num w:numId="4" w16cid:durableId="859397613">
-    <w:abstractNumId w:val="5"/>
-  </w:num>
-  <w:num w:numId="5" w16cid:durableId="822619361">
-    <w:abstractNumId w:val="1"/>
-  </w:num>
-  <w:num w:numId="6" w16cid:durableId="619461562">
-    <w:abstractNumId w:val="6"/>
-  </w:num>
-  <w:num w:numId="7" w16cid:durableId="224922341">
+  <w:num w:numId="13" w16cid:durableId="331762599">
     <w:abstractNumId w:val="14"/>
   </w:num>
-  <w:num w:numId="8" w16cid:durableId="1268388577">
-    <w:abstractNumId w:val="4"/>
-  </w:num>
-  <w:num w:numId="9" w16cid:durableId="1724518211">
-    <w:abstractNumId w:val="15"/>
-  </w:num>
-  <w:num w:numId="10" w16cid:durableId="1536964269">
-    <w:abstractNumId w:val="7"/>
-  </w:num>
-  <w:num w:numId="11" w16cid:durableId="377357366">
-    <w:abstractNumId w:val="12"/>
-  </w:num>
-  <w:num w:numId="12" w16cid:durableId="1467235254">
-    <w:abstractNumId w:val="3"/>
-  </w:num>
-  <w:num w:numId="13" w16cid:durableId="331762599">
-    <w:abstractNumId w:val="13"/>
-  </w:num>
   <w:num w:numId="14" w16cid:durableId="966396057">
-    <w:abstractNumId w:val="10"/>
+    <w:abstractNumId w:val="11"/>
   </w:num>
   <w:num w:numId="15" w16cid:durableId="1930500395">
-    <w:abstractNumId w:val="11"/>
+    <w:abstractNumId w:val="12"/>
   </w:num>
   <w:num w:numId="16" w16cid:durableId="1061832131">
     <w:abstractNumId w:val="0"/>
   </w:num>
   <w:num w:numId="17" w16cid:durableId="1682077614">
-    <w:abstractNumId w:val="2"/>
+    <w:abstractNumId w:val="3"/>
+  </w:num>
+  <w:num w:numId="18" w16cid:durableId="1253931286">
+    <w:abstractNumId w:val="1"/>
   </w:num>
 </w:numbering>
 </file>
@@ -3669,7 +4108,6 @@
     <w:next w:val="Normal"/>
     <w:link w:val="Heading2Char"/>
     <w:uiPriority w:val="9"/>
-    <w:semiHidden/>
     <w:unhideWhenUsed/>
     <w:qFormat/>
     <w:rsid w:val="00D811D9"/>
@@ -3844,7 +4282,6 @@
   <w:style w:type="character" w:default="1" w:styleId="DefaultParagraphFont">
     <w:name w:val="Default Paragraph Font"/>
     <w:uiPriority w:val="1"/>
-    <w:semiHidden/>
     <w:unhideWhenUsed/>
   </w:style>
   <w:style w:type="table" w:default="1" w:styleId="TableNormal">
@@ -3886,7 +4323,6 @@
     <w:basedOn w:val="DefaultParagraphFont"/>
     <w:link w:val="Heading2"/>
     <w:uiPriority w:val="9"/>
-    <w:semiHidden/>
     <w:rsid w:val="00D811D9"/>
     <w:rPr>
       <w:rFonts w:asciiTheme="majorHAnsi" w:eastAsiaTheme="majorEastAsia" w:hAnsiTheme="majorHAnsi" w:cstheme="majorBidi"/>
